--- a/Introduccion a la Ingenieria/Clases/Clase 6 - Analisis de problemas tecnologicos del entorno/Evaluacion Corte 1 - Como prepararse.docx
+++ b/Introduccion a la Ingenieria/Clases/Clase 6 - Analisis de problemas tecnologicos del entorno/Evaluacion Corte 1 - Como prepararse.docx
@@ -71,7 +71,7 @@
           <w:color w:val="4A4A49"/>
           <w:sz w:val="22"/>
         </w:rPr>
-        <w:t xml:space="preserve"> los últimos 20 minutos de la sesión 6, después de las exposiciones.</w:t>
+        <w:t xml:space="preserve"> los últimos 20 minutos de la sesión 4 del calendario (Clase 6), después de las exposiciones.</w:t>
       </w:r>
     </w:p>
     <w:p>
@@ -412,7 +412,7 @@
           <w:color w:val="1A1C1D"/>
           <w:sz w:val="32"/>
         </w:rPr>
-        <w:t>Qué repasar, sesión por sesión</w:t>
+        <w:t>Qué repasar, clase por clase</w:t>
       </w:r>
     </w:p>
     <w:p>
@@ -422,7 +422,7 @@
           <w:color w:val="4A4A49"/>
           <w:sz w:val="22"/>
         </w:rPr>
-        <w:t>Todas las sesiones del corte entran. Esta lista está en orden y es completa: si repasa esto, puede responder la evaluación.</w:t>
+        <w:t>Todas las clases del corte entran. Esta lista está en orden y es completa: si repasa esto, puede responder la evaluación.</w:t>
       </w:r>
     </w:p>
     <w:p>
@@ -435,7 +435,7 @@
           <w:color w:val="1A1C1D"/>
           <w:sz w:val="32"/>
         </w:rPr>
-        <w:t>Sesión 1 · Qué es y qué no es la ingeniería</w:t>
+        <w:t>Clase 1 · Qué es y qué no es la ingeniería</w:t>
       </w:r>
     </w:p>
     <w:p>
@@ -487,7 +487,7 @@
           <w:color w:val="1A1C1D"/>
           <w:sz w:val="32"/>
         </w:rPr>
-        <w:t>Sesión 2 · Historia y hitos de la ingeniería</w:t>
+        <w:t>Clase 2 · Historia y hitos de la ingeniería</w:t>
       </w:r>
     </w:p>
     <w:p>
@@ -539,7 +539,7 @@
           <w:color w:val="1A1C1D"/>
           <w:sz w:val="32"/>
         </w:rPr>
-        <w:t>Sesión 3 · El sistema y sus elementos</w:t>
+        <w:t>Clase 3 · El sistema y sus elementos</w:t>
       </w:r>
     </w:p>
     <w:p>
@@ -591,7 +591,7 @@
           <w:color w:val="1A1C1D"/>
           <w:sz w:val="32"/>
         </w:rPr>
-        <w:t>Sesión 4 · Ética, normas y responsabilidad</w:t>
+        <w:t>Clase 4 · Ética, normas y responsabilidad</w:t>
       </w:r>
     </w:p>
     <w:p>
@@ -643,7 +643,7 @@
           <w:color w:val="1A1C1D"/>
           <w:sz w:val="32"/>
         </w:rPr>
-        <w:t>Sesión 5 · Huella ambiental de un sistema</w:t>
+        <w:t>Clase 5 · Huella ambiental de un sistema</w:t>
       </w:r>
     </w:p>
     <w:p>
@@ -682,7 +682,7 @@
           <w:color w:val="1A1C1D"/>
           <w:sz w:val="32"/>
         </w:rPr>
-        <w:t>Sesión 6 · Problema, síntoma y solución disfrazada</w:t>
+        <w:t>Clase 6 · Problema, síntoma y solución disfrazada</w:t>
       </w:r>
     </w:p>
     <w:p>
